--- a/export/docx/41_README.docx
+++ b/export/docx/41_README.docx
@@ -19,7 +19,7 @@
           <w:i/>
           <w:color w:val="4A5158"/>
         </w:rPr>
-        <w:t>副标题：从天工具身智能平台到连锁餐饮场景 · 德国双元制本土化课程包 学时：64 课时（16 次课 × 4 课时）｜ 适用：高职高专 人工智能技术应用 / 大数据技术 / 智能装备技术 基线项目：天工 Tiangong-EWA（具身智能工厂作业智能体平台） 版本：v1.0（与天工 v1.2 对齐）｜ 编制：2026-10-26</w:t>
+        <w:t>副标题：从天工具身智能平台到连锁餐饮场景 · 德国双元制本土化课程包 学时：64 课时（16 次课 × 4 课时）｜ 适用：高职高专 人工智能技术应用 / 大数据技术 / 智能装备技术 基线项目：天工 Tiangong-EWA（具身智能工厂作业智能体平台） 版本：v1.0（与天工 v1.2 对齐）｜ 编制：2026-10-26 仓库地址：GitHub</w:t>
       </w:r>
     </w:p>
     <w:p>
